--- a/tables/table_coherence_clusters.docx
+++ b/tables/table_coherence_clusters.docx
@@ -424,7 +424,7 @@
                 <w:rFonts w:ascii="Calibri" w:hAnsi="Calibri"/>
                 <w:sz w:val="20"/>
               </w:rPr>
-              <w:t xml:space="default">16.8</w:t>
+              <w:t xml:space="default">16.9</w:t>
             </w:r>
           </w:p>
         </w:tc>
@@ -621,31 +621,31 @@
                 <w:rFonts w:ascii="Calibri" w:hAnsi="Calibri"/>
                 <w:sz w:val="20"/>
               </w:rPr>
-              <w:t xml:space="default">13.5</w:t>
-            </w:r>
-          </w:p>
-        </w:tc>
-        <w:tc>
-          <w:tcPr>
-            <w:tcBorders>
-              <w:top w:val="single" w:space="0" w:color="D3D3D3"/>
-              <w:bottom w:val="single" w:space="0" w:color="D3D3D3"/>
-              <w:start w:val="single" w:space="0" w:color="D3D3D3"/>
-              <w:end w:val="single" w:space="0" w:color="D3D3D3"/>
-            </w:tcBorders>
-          </w:tcPr>
-          <w:p>
-            <w:pPr>
-              <w:spacing w:before="0" w:after="60"/>
-              <w:keepNext/>
-              <w:jc w:val="center"/>
-            </w:pPr>
-            <w:r>
-              <w:rPr>
-                <w:rFonts w:ascii="Calibri" w:hAnsi="Calibri"/>
-                <w:sz w:val="20"/>
-              </w:rPr>
-              <w:t xml:space="default">7.7</w:t>
+              <w:t xml:space="default">13.1</w:t>
+            </w:r>
+          </w:p>
+        </w:tc>
+        <w:tc>
+          <w:tcPr>
+            <w:tcBorders>
+              <w:top w:val="single" w:space="0" w:color="D3D3D3"/>
+              <w:bottom w:val="single" w:space="0" w:color="D3D3D3"/>
+              <w:start w:val="single" w:space="0" w:color="D3D3D3"/>
+              <w:end w:val="single" w:space="0" w:color="D3D3D3"/>
+            </w:tcBorders>
+          </w:tcPr>
+          <w:p>
+            <w:pPr>
+              <w:spacing w:before="0" w:after="60"/>
+              <w:keepNext/>
+              <w:jc w:val="center"/>
+            </w:pPr>
+            <w:r>
+              <w:rPr>
+                <w:rFonts w:ascii="Calibri" w:hAnsi="Calibri"/>
+                <w:sz w:val="20"/>
+              </w:rPr>
+              <w:t xml:space="default">7.4</w:t>
             </w:r>
           </w:p>
         </w:tc>
@@ -818,31 +818,31 @@
                 <w:rFonts w:ascii="Calibri" w:hAnsi="Calibri"/>
                 <w:sz w:val="20"/>
               </w:rPr>
-              <w:t xml:space="default">13.8</w:t>
-            </w:r>
-          </w:p>
-        </w:tc>
-        <w:tc>
-          <w:tcPr>
-            <w:tcBorders>
-              <w:top w:val="single" w:space="0" w:color="D3D3D3"/>
-              <w:bottom w:val="single" w:space="0" w:color="D3D3D3"/>
-              <w:start w:val="single" w:space="0" w:color="D3D3D3"/>
-              <w:end w:val="single" w:space="0" w:color="D3D3D3"/>
-            </w:tcBorders>
-          </w:tcPr>
-          <w:p>
-            <w:pPr>
-              <w:spacing w:before="0" w:after="60"/>
-              <w:keepNext/>
-              <w:jc w:val="center"/>
-            </w:pPr>
-            <w:r>
-              <w:rPr>
-                <w:rFonts w:ascii="Calibri" w:hAnsi="Calibri"/>
-                <w:sz w:val="20"/>
-              </w:rPr>
-              <w:t xml:space="default">7.7</w:t>
+              <w:t xml:space="default">14.4</w:t>
+            </w:r>
+          </w:p>
+        </w:tc>
+        <w:tc>
+          <w:tcPr>
+            <w:tcBorders>
+              <w:top w:val="single" w:space="0" w:color="D3D3D3"/>
+              <w:bottom w:val="single" w:space="0" w:color="D3D3D3"/>
+              <w:start w:val="single" w:space="0" w:color="D3D3D3"/>
+              <w:end w:val="single" w:space="0" w:color="D3D3D3"/>
+            </w:tcBorders>
+          </w:tcPr>
+          <w:p>
+            <w:pPr>
+              <w:spacing w:before="0" w:after="60"/>
+              <w:keepNext/>
+              <w:jc w:val="center"/>
+            </w:pPr>
+            <w:r>
+              <w:rPr>
+                <w:rFonts w:ascii="Calibri" w:hAnsi="Calibri"/>
+                <w:sz w:val="20"/>
+              </w:rPr>
+              <w:t xml:space="default">8.1</w:t>
             </w:r>
           </w:p>
         </w:tc>
@@ -1015,31 +1015,31 @@
                 <w:rFonts w:ascii="Calibri" w:hAnsi="Calibri"/>
                 <w:sz w:val="20"/>
               </w:rPr>
-              <w:t xml:space="default">15.4</w:t>
-            </w:r>
-          </w:p>
-        </w:tc>
-        <w:tc>
-          <w:tcPr>
-            <w:tcBorders>
-              <w:top w:val="single" w:space="0" w:color="D3D3D3"/>
-              <w:bottom w:val="single" w:space="0" w:color="D3D3D3"/>
-              <w:start w:val="single" w:space="0" w:color="D3D3D3"/>
-              <w:end w:val="single" w:space="0" w:color="D3D3D3"/>
-            </w:tcBorders>
-          </w:tcPr>
-          <w:p>
-            <w:pPr>
-              <w:spacing w:before="0" w:after="60"/>
-              <w:keepNext/>
-              <w:jc w:val="center"/>
-            </w:pPr>
-            <w:r>
-              <w:rPr>
-                <w:rFonts w:ascii="Calibri" w:hAnsi="Calibri"/>
-                <w:sz w:val="20"/>
-              </w:rPr>
-              <w:t xml:space="default">8.1</w:t>
+              <w:t xml:space="default">15.1</w:t>
+            </w:r>
+          </w:p>
+        </w:tc>
+        <w:tc>
+          <w:tcPr>
+            <w:tcBorders>
+              <w:top w:val="single" w:space="0" w:color="D3D3D3"/>
+              <w:bottom w:val="single" w:space="0" w:color="D3D3D3"/>
+              <w:start w:val="single" w:space="0" w:color="D3D3D3"/>
+              <w:end w:val="single" w:space="0" w:color="D3D3D3"/>
+            </w:tcBorders>
+          </w:tcPr>
+          <w:p>
+            <w:pPr>
+              <w:spacing w:before="0" w:after="60"/>
+              <w:keepNext/>
+              <w:jc w:val="center"/>
+            </w:pPr>
+            <w:r>
+              <w:rPr>
+                <w:rFonts w:ascii="Calibri" w:hAnsi="Calibri"/>
+                <w:sz w:val="20"/>
+              </w:rPr>
+              <w:t xml:space="default">8.0</w:t>
             </w:r>
           </w:p>
         </w:tc>
@@ -1212,31 +1212,31 @@
                 <w:rFonts w:ascii="Calibri" w:hAnsi="Calibri"/>
                 <w:sz w:val="20"/>
               </w:rPr>
-              <w:t xml:space="default">13.6</w:t>
-            </w:r>
-          </w:p>
-        </w:tc>
-        <w:tc>
-          <w:tcPr>
-            <w:tcBorders>
-              <w:top w:val="single" w:space="0" w:color="D3D3D3"/>
-              <w:bottom w:val="single" w:space="0" w:color="D3D3D3"/>
-              <w:start w:val="single" w:space="0" w:color="D3D3D3"/>
-              <w:end w:val="single" w:space="0" w:color="D3D3D3"/>
-            </w:tcBorders>
-          </w:tcPr>
-          <w:p>
-            <w:pPr>
-              <w:spacing w:before="0" w:after="60"/>
-              <w:keepNext/>
-              <w:jc w:val="center"/>
-            </w:pPr>
-            <w:r>
-              <w:rPr>
-                <w:rFonts w:ascii="Calibri" w:hAnsi="Calibri"/>
-                <w:sz w:val="20"/>
-              </w:rPr>
-              <w:t xml:space="default">7.5</w:t>
+              <w:t xml:space="default">13.8</w:t>
+            </w:r>
+          </w:p>
+        </w:tc>
+        <w:tc>
+          <w:tcPr>
+            <w:tcBorders>
+              <w:top w:val="single" w:space="0" w:color="D3D3D3"/>
+              <w:bottom w:val="single" w:space="0" w:color="D3D3D3"/>
+              <w:start w:val="single" w:space="0" w:color="D3D3D3"/>
+              <w:end w:val="single" w:space="0" w:color="D3D3D3"/>
+            </w:tcBorders>
+          </w:tcPr>
+          <w:p>
+            <w:pPr>
+              <w:spacing w:before="0" w:after="60"/>
+              <w:keepNext/>
+              <w:jc w:val="center"/>
+            </w:pPr>
+            <w:r>
+              <w:rPr>
+                <w:rFonts w:ascii="Calibri" w:hAnsi="Calibri"/>
+                <w:sz w:val="20"/>
+              </w:rPr>
+              <w:t xml:space="default">7.7</w:t>
             </w:r>
           </w:p>
         </w:tc>
@@ -1409,31 +1409,31 @@
                 <w:rFonts w:ascii="Calibri" w:hAnsi="Calibri"/>
                 <w:sz w:val="20"/>
               </w:rPr>
-              <w:t xml:space="default">14.8</w:t>
-            </w:r>
-          </w:p>
-        </w:tc>
-        <w:tc>
-          <w:tcPr>
-            <w:tcBorders>
-              <w:top w:val="single" w:space="0" w:color="D3D3D3"/>
-              <w:bottom w:val="single" w:space="0" w:color="D3D3D3"/>
-              <w:start w:val="single" w:space="0" w:color="D3D3D3"/>
-              <w:end w:val="single" w:space="0" w:color="D3D3D3"/>
-            </w:tcBorders>
-          </w:tcPr>
-          <w:p>
-            <w:pPr>
-              <w:spacing w:before="0" w:after="60"/>
-              <w:keepNext/>
-              <w:jc w:val="center"/>
-            </w:pPr>
-            <w:r>
-              <w:rPr>
-                <w:rFonts w:ascii="Calibri" w:hAnsi="Calibri"/>
-                <w:sz w:val="20"/>
-              </w:rPr>
-              <w:t xml:space="default">7.9</w:t>
+              <w:t xml:space="default">14.6</w:t>
+            </w:r>
+          </w:p>
+        </w:tc>
+        <w:tc>
+          <w:tcPr>
+            <w:tcBorders>
+              <w:top w:val="single" w:space="0" w:color="D3D3D3"/>
+              <w:bottom w:val="single" w:space="0" w:color="D3D3D3"/>
+              <w:start w:val="single" w:space="0" w:color="D3D3D3"/>
+              <w:end w:val="single" w:space="0" w:color="D3D3D3"/>
+            </w:tcBorders>
+          </w:tcPr>
+          <w:p>
+            <w:pPr>
+              <w:spacing w:before="0" w:after="60"/>
+              <w:keepNext/>
+              <w:jc w:val="center"/>
+            </w:pPr>
+            <w:r>
+              <w:rPr>
+                <w:rFonts w:ascii="Calibri" w:hAnsi="Calibri"/>
+                <w:sz w:val="20"/>
+              </w:rPr>
+              <w:t xml:space="default">7.8</w:t>
             </w:r>
           </w:p>
         </w:tc>
@@ -1960,127 +1960,127 @@
                 <w:rFonts w:ascii="Calibri" w:hAnsi="Calibri"/>
                 <w:sz w:val="20"/>
               </w:rPr>
-              <w:t xml:space="default">8</w:t>
-            </w:r>
-          </w:p>
-        </w:tc>
-        <w:tc>
-          <w:tcPr>
-            <w:tcBorders>
-              <w:top w:val="single" w:space="0" w:color="D3D3D3"/>
-              <w:bottom w:val="single" w:space="0" w:color="D3D3D3"/>
-              <w:start w:val="single" w:space="0" w:color="D3D3D3"/>
-              <w:end w:val="single" w:space="0" w:color="D3D3D3"/>
-            </w:tcBorders>
-          </w:tcPr>
-          <w:p>
-            <w:pPr>
-              <w:spacing w:before="0" w:after="60"/>
-              <w:keepNext/>
-              <w:jc w:val="center"/>
-            </w:pPr>
-            <w:r>
-              <w:rPr>
-                <w:rFonts w:ascii="Calibri" w:hAnsi="Calibri"/>
-                <w:sz w:val="20"/>
-              </w:rPr>
-              <w:t xml:space="default">26</w:t>
-            </w:r>
-          </w:p>
-        </w:tc>
-        <w:tc>
-          <w:tcPr>
-            <w:tcBorders>
-              <w:top w:val="single" w:space="0" w:color="D3D3D3"/>
-              <w:bottom w:val="single" w:space="0" w:color="D3D3D3"/>
-              <w:start w:val="single" w:space="0" w:color="D3D3D3"/>
-              <w:end w:val="single" w:space="0" w:color="D3D3D3"/>
-            </w:tcBorders>
-          </w:tcPr>
-          <w:p>
-            <w:pPr>
-              <w:spacing w:before="0" w:after="60"/>
-              <w:keepNext/>
-              <w:jc w:val="center"/>
-            </w:pPr>
-            <w:r>
-              <w:rPr>
-                <w:rFonts w:ascii="Calibri" w:hAnsi="Calibri"/>
-                <w:sz w:val="20"/>
-              </w:rPr>
-              <w:t xml:space="default">0.929</w:t>
-            </w:r>
-          </w:p>
-        </w:tc>
-        <w:tc>
-          <w:tcPr>
-            <w:tcBorders>
-              <w:top w:val="single" w:space="0" w:color="D3D3D3"/>
-              <w:bottom w:val="single" w:space="0" w:color="D3D3D3"/>
-              <w:start w:val="single" w:space="0" w:color="D3D3D3"/>
-              <w:end w:val="single" w:space="0" w:color="D3D3D3"/>
-            </w:tcBorders>
-          </w:tcPr>
-          <w:p>
-            <w:pPr>
-              <w:spacing w:before="0" w:after="60"/>
-              <w:keepNext/>
-              <w:jc w:val="center"/>
-            </w:pPr>
-            <w:r>
-              <w:rPr>
-                <w:rFonts w:ascii="Calibri" w:hAnsi="Calibri"/>
-                <w:sz w:val="20"/>
-              </w:rPr>
-              <w:t xml:space="default">19.8</w:t>
-            </w:r>
-          </w:p>
-        </w:tc>
-        <w:tc>
-          <w:tcPr>
-            <w:tcBorders>
-              <w:top w:val="single" w:space="0" w:color="D3D3D3"/>
-              <w:bottom w:val="single" w:space="0" w:color="D3D3D3"/>
-              <w:start w:val="single" w:space="0" w:color="D3D3D3"/>
-              <w:end w:val="single" w:space="0" w:color="D3D3D3"/>
-            </w:tcBorders>
-          </w:tcPr>
-          <w:p>
-            <w:pPr>
-              <w:spacing w:before="0" w:after="60"/>
-              <w:keepNext/>
-              <w:jc w:val="center"/>
-            </w:pPr>
-            <w:r>
-              <w:rPr>
-                <w:rFonts w:ascii="Calibri" w:hAnsi="Calibri"/>
-                <w:sz w:val="20"/>
-              </w:rPr>
-              <w:t xml:space="default">10.4</w:t>
-            </w:r>
-          </w:p>
-        </w:tc>
-        <w:tc>
-          <w:tcPr>
-            <w:tcBorders>
-              <w:top w:val="single" w:space="0" w:color="D3D3D3"/>
-              <w:bottom w:val="single" w:space="0" w:color="D3D3D3"/>
-              <w:start w:val="single" w:space="0" w:color="D3D3D3"/>
-              <w:end w:val="single" w:space="0" w:color="D3D3D3"/>
-            </w:tcBorders>
-          </w:tcPr>
-          <w:p>
-            <w:pPr>
-              <w:spacing w:before="0" w:after="60"/>
-              <w:keepNext/>
-              <w:jc w:val="center"/>
-            </w:pPr>
-            <w:r>
-              <w:rPr>
-                <w:rFonts w:ascii="Calibri" w:hAnsi="Calibri"/>
-                <w:sz w:val="20"/>
-              </w:rPr>
-              <w:t xml:space="default">0.919</w:t>
+              <w:t xml:space="default">9</w:t>
+            </w:r>
+          </w:p>
+        </w:tc>
+        <w:tc>
+          <w:tcPr>
+            <w:tcBorders>
+              <w:top w:val="single" w:space="0" w:color="D3D3D3"/>
+              <w:bottom w:val="single" w:space="0" w:color="D3D3D3"/>
+              <w:start w:val="single" w:space="0" w:color="D3D3D3"/>
+              <w:end w:val="single" w:space="0" w:color="D3D3D3"/>
+            </w:tcBorders>
+          </w:tcPr>
+          <w:p>
+            <w:pPr>
+              <w:spacing w:before="0" w:after="60"/>
+              <w:keepNext/>
+              <w:jc w:val="center"/>
+            </w:pPr>
+            <w:r>
+              <w:rPr>
+                <w:rFonts w:ascii="Calibri" w:hAnsi="Calibri"/>
+                <w:sz w:val="20"/>
+              </w:rPr>
+              <w:t xml:space="default">35</w:t>
+            </w:r>
+          </w:p>
+        </w:tc>
+        <w:tc>
+          <w:tcPr>
+            <w:tcBorders>
+              <w:top w:val="single" w:space="0" w:color="D3D3D3"/>
+              <w:bottom w:val="single" w:space="0" w:color="D3D3D3"/>
+              <w:start w:val="single" w:space="0" w:color="D3D3D3"/>
+              <w:end w:val="single" w:space="0" w:color="D3D3D3"/>
+            </w:tcBorders>
+          </w:tcPr>
+          <w:p>
+            <w:pPr>
+              <w:spacing w:before="0" w:after="60"/>
+              <w:keepNext/>
+              <w:jc w:val="center"/>
+            </w:pPr>
+            <w:r>
+              <w:rPr>
+                <w:rFonts w:ascii="Calibri" w:hAnsi="Calibri"/>
+                <w:sz w:val="20"/>
+              </w:rPr>
+              <w:t xml:space="default">0.972</w:t>
+            </w:r>
+          </w:p>
+        </w:tc>
+        <w:tc>
+          <w:tcPr>
+            <w:tcBorders>
+              <w:top w:val="single" w:space="0" w:color="D3D3D3"/>
+              <w:bottom w:val="single" w:space="0" w:color="D3D3D3"/>
+              <w:start w:val="single" w:space="0" w:color="D3D3D3"/>
+              <w:end w:val="single" w:space="0" w:color="D3D3D3"/>
+            </w:tcBorders>
+          </w:tcPr>
+          <w:p>
+            <w:pPr>
+              <w:spacing w:before="0" w:after="60"/>
+              <w:keepNext/>
+              <w:jc w:val="center"/>
+            </w:pPr>
+            <w:r>
+              <w:rPr>
+                <w:rFonts w:ascii="Calibri" w:hAnsi="Calibri"/>
+                <w:sz w:val="20"/>
+              </w:rPr>
+              <w:t xml:space="default">15.0</w:t>
+            </w:r>
+          </w:p>
+        </w:tc>
+        <w:tc>
+          <w:tcPr>
+            <w:tcBorders>
+              <w:top w:val="single" w:space="0" w:color="D3D3D3"/>
+              <w:bottom w:val="single" w:space="0" w:color="D3D3D3"/>
+              <w:start w:val="single" w:space="0" w:color="D3D3D3"/>
+              <w:end w:val="single" w:space="0" w:color="D3D3D3"/>
+            </w:tcBorders>
+          </w:tcPr>
+          <w:p>
+            <w:pPr>
+              <w:spacing w:before="0" w:after="60"/>
+              <w:keepNext/>
+              <w:jc w:val="center"/>
+            </w:pPr>
+            <w:r>
+              <w:rPr>
+                <w:rFonts w:ascii="Calibri" w:hAnsi="Calibri"/>
+                <w:sz w:val="20"/>
+              </w:rPr>
+              <w:t xml:space="default">7.1</w:t>
+            </w:r>
+          </w:p>
+        </w:tc>
+        <w:tc>
+          <w:tcPr>
+            <w:tcBorders>
+              <w:top w:val="single" w:space="0" w:color="D3D3D3"/>
+              <w:bottom w:val="single" w:space="0" w:color="D3D3D3"/>
+              <w:start w:val="single" w:space="0" w:color="D3D3D3"/>
+              <w:end w:val="single" w:space="0" w:color="D3D3D3"/>
+            </w:tcBorders>
+          </w:tcPr>
+          <w:p>
+            <w:pPr>
+              <w:spacing w:before="0" w:after="60"/>
+              <w:keepNext/>
+              <w:jc w:val="center"/>
+            </w:pPr>
+            <w:r>
+              <w:rPr>
+                <w:rFonts w:ascii="Calibri" w:hAnsi="Calibri"/>
+                <w:sz w:val="20"/>
+              </w:rPr>
+              <w:t xml:space="default">0.972</w:t>
             </w:r>
           </w:p>
         </w:tc>
@@ -2157,30 +2157,6 @@
                 <w:rFonts w:ascii="Calibri" w:hAnsi="Calibri"/>
                 <w:sz w:val="20"/>
               </w:rPr>
-              <w:t xml:space="default">5</w:t>
-            </w:r>
-          </w:p>
-        </w:tc>
-        <w:tc>
-          <w:tcPr>
-            <w:tcBorders>
-              <w:top w:val="single" w:space="0" w:color="D3D3D3"/>
-              <w:bottom w:val="single" w:space="0" w:color="D3D3D3"/>
-              <w:start w:val="single" w:space="0" w:color="D3D3D3"/>
-              <w:end w:val="single" w:space="0" w:color="D3D3D3"/>
-            </w:tcBorders>
-          </w:tcPr>
-          <w:p>
-            <w:pPr>
-              <w:spacing w:before="0" w:after="60"/>
-              <w:keepNext/>
-              <w:jc w:val="center"/>
-            </w:pPr>
-            <w:r>
-              <w:rPr>
-                <w:rFonts w:ascii="Calibri" w:hAnsi="Calibri"/>
-                <w:sz w:val="20"/>
-              </w:rPr>
               <w:t xml:space="default">8</w:t>
             </w:r>
           </w:p>
@@ -2205,79 +2181,103 @@
                 <w:rFonts w:ascii="Calibri" w:hAnsi="Calibri"/>
                 <w:sz w:val="20"/>
               </w:rPr>
-              <w:t xml:space="default">0.800</w:t>
-            </w:r>
-          </w:p>
-        </w:tc>
-        <w:tc>
-          <w:tcPr>
-            <w:tcBorders>
-              <w:top w:val="single" w:space="0" w:color="D3D3D3"/>
-              <w:bottom w:val="single" w:space="0" w:color="D3D3D3"/>
-              <w:start w:val="single" w:space="0" w:color="D3D3D3"/>
-              <w:end w:val="single" w:space="0" w:color="D3D3D3"/>
-            </w:tcBorders>
-          </w:tcPr>
-          <w:p>
-            <w:pPr>
-              <w:spacing w:before="0" w:after="60"/>
-              <w:keepNext/>
-              <w:jc w:val="center"/>
-            </w:pPr>
-            <w:r>
-              <w:rPr>
-                <w:rFonts w:ascii="Calibri" w:hAnsi="Calibri"/>
-                <w:sz w:val="20"/>
-              </w:rPr>
-              <w:t xml:space="default">23.7</w:t>
-            </w:r>
-          </w:p>
-        </w:tc>
-        <w:tc>
-          <w:tcPr>
-            <w:tcBorders>
-              <w:top w:val="single" w:space="0" w:color="D3D3D3"/>
-              <w:bottom w:val="single" w:space="0" w:color="D3D3D3"/>
-              <w:start w:val="single" w:space="0" w:color="D3D3D3"/>
-              <w:end w:val="single" w:space="0" w:color="D3D3D3"/>
-            </w:tcBorders>
-          </w:tcPr>
-          <w:p>
-            <w:pPr>
-              <w:spacing w:before="0" w:after="60"/>
-              <w:keepNext/>
-              <w:jc w:val="center"/>
-            </w:pPr>
-            <w:r>
-              <w:rPr>
-                <w:rFonts w:ascii="Calibri" w:hAnsi="Calibri"/>
-                <w:sz w:val="20"/>
-              </w:rPr>
-              <w:t xml:space="default">13.8</w:t>
-            </w:r>
-          </w:p>
-        </w:tc>
-        <w:tc>
-          <w:tcPr>
-            <w:tcBorders>
-              <w:top w:val="single" w:space="0" w:color="D3D3D3"/>
-              <w:bottom w:val="single" w:space="0" w:color="D3D3D3"/>
-              <w:start w:val="single" w:space="0" w:color="D3D3D3"/>
-              <w:end w:val="single" w:space="0" w:color="D3D3D3"/>
-            </w:tcBorders>
-          </w:tcPr>
-          <w:p>
-            <w:pPr>
-              <w:spacing w:before="0" w:after="60"/>
-              <w:keepNext/>
-              <w:jc w:val="center"/>
-            </w:pPr>
-            <w:r>
-              <w:rPr>
-                <w:rFonts w:ascii="Calibri" w:hAnsi="Calibri"/>
-                <w:sz w:val="20"/>
-              </w:rPr>
-              <w:t xml:space="default">0.667</w:t>
+              <w:t xml:space="default">25</w:t>
+            </w:r>
+          </w:p>
+        </w:tc>
+        <w:tc>
+          <w:tcPr>
+            <w:tcBorders>
+              <w:top w:val="single" w:space="0" w:color="D3D3D3"/>
+              <w:bottom w:val="single" w:space="0" w:color="D3D3D3"/>
+              <w:start w:val="single" w:space="0" w:color="D3D3D3"/>
+              <w:end w:val="single" w:space="0" w:color="D3D3D3"/>
+            </w:tcBorders>
+          </w:tcPr>
+          <w:p>
+            <w:pPr>
+              <w:spacing w:before="0" w:after="60"/>
+              <w:keepNext/>
+              <w:jc w:val="center"/>
+            </w:pPr>
+            <w:r>
+              <w:rPr>
+                <w:rFonts w:ascii="Calibri" w:hAnsi="Calibri"/>
+                <w:sz w:val="20"/>
+              </w:rPr>
+              <w:t xml:space="default">0.893</w:t>
+            </w:r>
+          </w:p>
+        </w:tc>
+        <w:tc>
+          <w:tcPr>
+            <w:tcBorders>
+              <w:top w:val="single" w:space="0" w:color="D3D3D3"/>
+              <w:bottom w:val="single" w:space="0" w:color="D3D3D3"/>
+              <w:start w:val="single" w:space="0" w:color="D3D3D3"/>
+              <w:end w:val="single" w:space="0" w:color="D3D3D3"/>
+            </w:tcBorders>
+          </w:tcPr>
+          <w:p>
+            <w:pPr>
+              <w:spacing w:before="0" w:after="60"/>
+              <w:keepNext/>
+              <w:jc w:val="center"/>
+            </w:pPr>
+            <w:r>
+              <w:rPr>
+                <w:rFonts w:ascii="Calibri" w:hAnsi="Calibri"/>
+                <w:sz w:val="20"/>
+              </w:rPr>
+              <w:t xml:space="default">20.6</w:t>
+            </w:r>
+          </w:p>
+        </w:tc>
+        <w:tc>
+          <w:tcPr>
+            <w:tcBorders>
+              <w:top w:val="single" w:space="0" w:color="D3D3D3"/>
+              <w:bottom w:val="single" w:space="0" w:color="D3D3D3"/>
+              <w:start w:val="single" w:space="0" w:color="D3D3D3"/>
+              <w:end w:val="single" w:space="0" w:color="D3D3D3"/>
+            </w:tcBorders>
+          </w:tcPr>
+          <w:p>
+            <w:pPr>
+              <w:spacing w:before="0" w:after="60"/>
+              <w:keepNext/>
+              <w:jc w:val="center"/>
+            </w:pPr>
+            <w:r>
+              <w:rPr>
+                <w:rFonts w:ascii="Calibri" w:hAnsi="Calibri"/>
+                <w:sz w:val="20"/>
+              </w:rPr>
+              <w:t xml:space="default">11.3</w:t>
+            </w:r>
+          </w:p>
+        </w:tc>
+        <w:tc>
+          <w:tcPr>
+            <w:tcBorders>
+              <w:top w:val="single" w:space="0" w:color="D3D3D3"/>
+              <w:bottom w:val="single" w:space="0" w:color="D3D3D3"/>
+              <w:start w:val="single" w:space="0" w:color="D3D3D3"/>
+              <w:end w:val="single" w:space="0" w:color="D3D3D3"/>
+            </w:tcBorders>
+          </w:tcPr>
+          <w:p>
+            <w:pPr>
+              <w:spacing w:before="0" w:after="60"/>
+              <w:keepNext/>
+              <w:jc w:val="center"/>
+            </w:pPr>
+            <w:r>
+              <w:rPr>
+                <w:rFonts w:ascii="Calibri" w:hAnsi="Calibri"/>
+                <w:sz w:val="20"/>
+              </w:rPr>
+              <w:t xml:space="default">0.884</w:t>
             </w:r>
           </w:p>
         </w:tc>
@@ -2354,127 +2354,127 @@
                 <w:rFonts w:ascii="Calibri" w:hAnsi="Calibri"/>
                 <w:sz w:val="20"/>
               </w:rPr>
-              <w:t xml:space="default">8</w:t>
-            </w:r>
-          </w:p>
-        </w:tc>
-        <w:tc>
-          <w:tcPr>
-            <w:tcBorders>
-              <w:top w:val="single" w:space="0" w:color="D3D3D3"/>
-              <w:bottom w:val="single" w:space="0" w:color="D3D3D3"/>
-              <w:start w:val="single" w:space="0" w:color="D3D3D3"/>
-              <w:end w:val="single" w:space="0" w:color="D3D3D3"/>
-            </w:tcBorders>
-          </w:tcPr>
-          <w:p>
-            <w:pPr>
-              <w:spacing w:before="0" w:after="60"/>
-              <w:keepNext/>
-              <w:jc w:val="center"/>
-            </w:pPr>
-            <w:r>
-              <w:rPr>
-                <w:rFonts w:ascii="Calibri" w:hAnsi="Calibri"/>
-                <w:sz w:val="20"/>
-              </w:rPr>
-              <w:t xml:space="default">25</w:t>
-            </w:r>
-          </w:p>
-        </w:tc>
-        <w:tc>
-          <w:tcPr>
-            <w:tcBorders>
-              <w:top w:val="single" w:space="0" w:color="D3D3D3"/>
-              <w:bottom w:val="single" w:space="0" w:color="D3D3D3"/>
-              <w:start w:val="single" w:space="0" w:color="D3D3D3"/>
-              <w:end w:val="single" w:space="0" w:color="D3D3D3"/>
-            </w:tcBorders>
-          </w:tcPr>
-          <w:p>
-            <w:pPr>
-              <w:spacing w:before="0" w:after="60"/>
-              <w:keepNext/>
-              <w:jc w:val="center"/>
-            </w:pPr>
-            <w:r>
-              <w:rPr>
-                <w:rFonts w:ascii="Calibri" w:hAnsi="Calibri"/>
-                <w:sz w:val="20"/>
-              </w:rPr>
-              <w:t xml:space="default">0.893</w:t>
-            </w:r>
-          </w:p>
-        </w:tc>
-        <w:tc>
-          <w:tcPr>
-            <w:tcBorders>
-              <w:top w:val="single" w:space="0" w:color="D3D3D3"/>
-              <w:bottom w:val="single" w:space="0" w:color="D3D3D3"/>
-              <w:start w:val="single" w:space="0" w:color="D3D3D3"/>
-              <w:end w:val="single" w:space="0" w:color="D3D3D3"/>
-            </w:tcBorders>
-          </w:tcPr>
-          <w:p>
-            <w:pPr>
-              <w:spacing w:before="0" w:after="60"/>
-              <w:keepNext/>
-              <w:jc w:val="center"/>
-            </w:pPr>
-            <w:r>
-              <w:rPr>
-                <w:rFonts w:ascii="Calibri" w:hAnsi="Calibri"/>
-                <w:sz w:val="20"/>
-              </w:rPr>
-              <w:t xml:space="default">24.7</w:t>
-            </w:r>
-          </w:p>
-        </w:tc>
-        <w:tc>
-          <w:tcPr>
-            <w:tcBorders>
-              <w:top w:val="single" w:space="0" w:color="D3D3D3"/>
-              <w:bottom w:val="single" w:space="0" w:color="D3D3D3"/>
-              <w:start w:val="single" w:space="0" w:color="D3D3D3"/>
-              <w:end w:val="single" w:space="0" w:color="D3D3D3"/>
-            </w:tcBorders>
-          </w:tcPr>
-          <w:p>
-            <w:pPr>
-              <w:spacing w:before="0" w:after="60"/>
-              <w:keepNext/>
-              <w:jc w:val="center"/>
-            </w:pPr>
-            <w:r>
-              <w:rPr>
-                <w:rFonts w:ascii="Calibri" w:hAnsi="Calibri"/>
-                <w:sz w:val="20"/>
-              </w:rPr>
-              <w:t xml:space="default">11.3</w:t>
-            </w:r>
-          </w:p>
-        </w:tc>
-        <w:tc>
-          <w:tcPr>
-            <w:tcBorders>
-              <w:top w:val="single" w:space="0" w:color="D3D3D3"/>
-              <w:bottom w:val="single" w:space="0" w:color="D3D3D3"/>
-              <w:start w:val="single" w:space="0" w:color="D3D3D3"/>
-              <w:end w:val="single" w:space="0" w:color="D3D3D3"/>
-            </w:tcBorders>
-          </w:tcPr>
-          <w:p>
-            <w:pPr>
-              <w:spacing w:before="0" w:after="60"/>
-              <w:keepNext/>
-              <w:jc w:val="center"/>
-            </w:pPr>
-            <w:r>
-              <w:rPr>
-                <w:rFonts w:ascii="Calibri" w:hAnsi="Calibri"/>
-                <w:sz w:val="20"/>
-              </w:rPr>
-              <w:t xml:space="default">0.912</w:t>
+              <w:t xml:space="default">9</w:t>
+            </w:r>
+          </w:p>
+        </w:tc>
+        <w:tc>
+          <w:tcPr>
+            <w:tcBorders>
+              <w:top w:val="single" w:space="0" w:color="D3D3D3"/>
+              <w:bottom w:val="single" w:space="0" w:color="D3D3D3"/>
+              <w:start w:val="single" w:space="0" w:color="D3D3D3"/>
+              <w:end w:val="single" w:space="0" w:color="D3D3D3"/>
+            </w:tcBorders>
+          </w:tcPr>
+          <w:p>
+            <w:pPr>
+              <w:spacing w:before="0" w:after="60"/>
+              <w:keepNext/>
+              <w:jc w:val="center"/>
+            </w:pPr>
+            <w:r>
+              <w:rPr>
+                <w:rFonts w:ascii="Calibri" w:hAnsi="Calibri"/>
+                <w:sz w:val="20"/>
+              </w:rPr>
+              <w:t xml:space="default">35</w:t>
+            </w:r>
+          </w:p>
+        </w:tc>
+        <w:tc>
+          <w:tcPr>
+            <w:tcBorders>
+              <w:top w:val="single" w:space="0" w:color="D3D3D3"/>
+              <w:bottom w:val="single" w:space="0" w:color="D3D3D3"/>
+              <w:start w:val="single" w:space="0" w:color="D3D3D3"/>
+              <w:end w:val="single" w:space="0" w:color="D3D3D3"/>
+            </w:tcBorders>
+          </w:tcPr>
+          <w:p>
+            <w:pPr>
+              <w:spacing w:before="0" w:after="60"/>
+              <w:keepNext/>
+              <w:jc w:val="center"/>
+            </w:pPr>
+            <w:r>
+              <w:rPr>
+                <w:rFonts w:ascii="Calibri" w:hAnsi="Calibri"/>
+                <w:sz w:val="20"/>
+              </w:rPr>
+              <w:t xml:space="default">0.972</w:t>
+            </w:r>
+          </w:p>
+        </w:tc>
+        <w:tc>
+          <w:tcPr>
+            <w:tcBorders>
+              <w:top w:val="single" w:space="0" w:color="D3D3D3"/>
+              <w:bottom w:val="single" w:space="0" w:color="D3D3D3"/>
+              <w:start w:val="single" w:space="0" w:color="D3D3D3"/>
+              <w:end w:val="single" w:space="0" w:color="D3D3D3"/>
+            </w:tcBorders>
+          </w:tcPr>
+          <w:p>
+            <w:pPr>
+              <w:spacing w:before="0" w:after="60"/>
+              <w:keepNext/>
+              <w:jc w:val="center"/>
+            </w:pPr>
+            <w:r>
+              <w:rPr>
+                <w:rFonts w:ascii="Calibri" w:hAnsi="Calibri"/>
+                <w:sz w:val="20"/>
+              </w:rPr>
+              <w:t xml:space="default">15.3</w:t>
+            </w:r>
+          </w:p>
+        </w:tc>
+        <w:tc>
+          <w:tcPr>
+            <w:tcBorders>
+              <w:top w:val="single" w:space="0" w:color="D3D3D3"/>
+              <w:bottom w:val="single" w:space="0" w:color="D3D3D3"/>
+              <w:start w:val="single" w:space="0" w:color="D3D3D3"/>
+              <w:end w:val="single" w:space="0" w:color="D3D3D3"/>
+            </w:tcBorders>
+          </w:tcPr>
+          <w:p>
+            <w:pPr>
+              <w:spacing w:before="0" w:after="60"/>
+              <w:keepNext/>
+              <w:jc w:val="center"/>
+            </w:pPr>
+            <w:r>
+              <w:rPr>
+                <w:rFonts w:ascii="Calibri" w:hAnsi="Calibri"/>
+                <w:sz w:val="20"/>
+              </w:rPr>
+              <w:t xml:space="default">7.4</w:t>
+            </w:r>
+          </w:p>
+        </w:tc>
+        <w:tc>
+          <w:tcPr>
+            <w:tcBorders>
+              <w:top w:val="single" w:space="0" w:color="D3D3D3"/>
+              <w:bottom w:val="single" w:space="0" w:color="D3D3D3"/>
+              <w:start w:val="single" w:space="0" w:color="D3D3D3"/>
+              <w:end w:val="single" w:space="0" w:color="D3D3D3"/>
+            </w:tcBorders>
+          </w:tcPr>
+          <w:p>
+            <w:pPr>
+              <w:spacing w:before="0" w:after="60"/>
+              <w:keepNext/>
+              <w:jc w:val="center"/>
+            </w:pPr>
+            <w:r>
+              <w:rPr>
+                <w:rFonts w:ascii="Calibri" w:hAnsi="Calibri"/>
+                <w:sz w:val="20"/>
+              </w:rPr>
+              <w:t xml:space="default">0.972</w:t>
             </w:r>
           </w:p>
         </w:tc>
@@ -2551,30 +2551,6 @@
                 <w:rFonts w:ascii="Calibri" w:hAnsi="Calibri"/>
                 <w:sz w:val="20"/>
               </w:rPr>
-              <w:t xml:space="default">5</w:t>
-            </w:r>
-          </w:p>
-        </w:tc>
-        <w:tc>
-          <w:tcPr>
-            <w:tcBorders>
-              <w:top w:val="single" w:space="0" w:color="D3D3D3"/>
-              <w:bottom w:val="single" w:space="0" w:color="D3D3D3"/>
-              <w:start w:val="single" w:space="0" w:color="D3D3D3"/>
-              <w:end w:val="single" w:space="0" w:color="D3D3D3"/>
-            </w:tcBorders>
-          </w:tcPr>
-          <w:p>
-            <w:pPr>
-              <w:spacing w:before="0" w:after="60"/>
-              <w:keepNext/>
-              <w:jc w:val="center"/>
-            </w:pPr>
-            <w:r>
-              <w:rPr>
-                <w:rFonts w:ascii="Calibri" w:hAnsi="Calibri"/>
-                <w:sz w:val="20"/>
-              </w:rPr>
               <w:t xml:space="default">8</w:t>
             </w:r>
           </w:p>
@@ -2599,79 +2575,103 @@
                 <w:rFonts w:ascii="Calibri" w:hAnsi="Calibri"/>
                 <w:sz w:val="20"/>
               </w:rPr>
-              <w:t xml:space="default">0.800</w:t>
-            </w:r>
-          </w:p>
-        </w:tc>
-        <w:tc>
-          <w:tcPr>
-            <w:tcBorders>
-              <w:top w:val="single" w:space="0" w:color="D3D3D3"/>
-              <w:bottom w:val="single" w:space="0" w:color="D3D3D3"/>
-              <w:start w:val="single" w:space="0" w:color="D3D3D3"/>
-              <w:end w:val="single" w:space="0" w:color="D3D3D3"/>
-            </w:tcBorders>
-          </w:tcPr>
-          <w:p>
-            <w:pPr>
-              <w:spacing w:before="0" w:after="60"/>
-              <w:keepNext/>
-              <w:jc w:val="center"/>
-            </w:pPr>
-            <w:r>
-              <w:rPr>
-                <w:rFonts w:ascii="Calibri" w:hAnsi="Calibri"/>
-                <w:sz w:val="20"/>
-              </w:rPr>
-              <w:t xml:space="default">24.7</w:t>
-            </w:r>
-          </w:p>
-        </w:tc>
-        <w:tc>
-          <w:tcPr>
-            <w:tcBorders>
-              <w:top w:val="single" w:space="0" w:color="D3D3D3"/>
-              <w:bottom w:val="single" w:space="0" w:color="D3D3D3"/>
-              <w:start w:val="single" w:space="0" w:color="D3D3D3"/>
-              <w:end w:val="single" w:space="0" w:color="D3D3D3"/>
-            </w:tcBorders>
-          </w:tcPr>
-          <w:p>
-            <w:pPr>
-              <w:spacing w:before="0" w:after="60"/>
-              <w:keepNext/>
-              <w:jc w:val="center"/>
-            </w:pPr>
-            <w:r>
-              <w:rPr>
-                <w:rFonts w:ascii="Calibri" w:hAnsi="Calibri"/>
-                <w:sz w:val="20"/>
-              </w:rPr>
-              <w:t xml:space="default">14.6</w:t>
-            </w:r>
-          </w:p>
-        </w:tc>
-        <w:tc>
-          <w:tcPr>
-            <w:tcBorders>
-              <w:top w:val="single" w:space="0" w:color="D3D3D3"/>
-              <w:bottom w:val="single" w:space="0" w:color="D3D3D3"/>
-              <w:start w:val="single" w:space="0" w:color="D3D3D3"/>
-              <w:end w:val="single" w:space="0" w:color="D3D3D3"/>
-            </w:tcBorders>
-          </w:tcPr>
-          <w:p>
-            <w:pPr>
-              <w:spacing w:before="0" w:after="60"/>
-              <w:keepNext/>
-              <w:jc w:val="center"/>
-            </w:pPr>
-            <w:r>
-              <w:rPr>
-                <w:rFonts w:ascii="Calibri" w:hAnsi="Calibri"/>
-                <w:sz w:val="20"/>
-              </w:rPr>
-              <w:t xml:space="default">0.667</w:t>
+              <w:t xml:space="default">26</w:t>
+            </w:r>
+          </w:p>
+        </w:tc>
+        <w:tc>
+          <w:tcPr>
+            <w:tcBorders>
+              <w:top w:val="single" w:space="0" w:color="D3D3D3"/>
+              <w:bottom w:val="single" w:space="0" w:color="D3D3D3"/>
+              <w:start w:val="single" w:space="0" w:color="D3D3D3"/>
+              <w:end w:val="single" w:space="0" w:color="D3D3D3"/>
+            </w:tcBorders>
+          </w:tcPr>
+          <w:p>
+            <w:pPr>
+              <w:spacing w:before="0" w:after="60"/>
+              <w:keepNext/>
+              <w:jc w:val="center"/>
+            </w:pPr>
+            <w:r>
+              <w:rPr>
+                <w:rFonts w:ascii="Calibri" w:hAnsi="Calibri"/>
+                <w:sz w:val="20"/>
+              </w:rPr>
+              <w:t xml:space="default">0.929</w:t>
+            </w:r>
+          </w:p>
+        </w:tc>
+        <w:tc>
+          <w:tcPr>
+            <w:tcBorders>
+              <w:top w:val="single" w:space="0" w:color="D3D3D3"/>
+              <w:bottom w:val="single" w:space="0" w:color="D3D3D3"/>
+              <w:start w:val="single" w:space="0" w:color="D3D3D3"/>
+              <w:end w:val="single" w:space="0" w:color="D3D3D3"/>
+            </w:tcBorders>
+          </w:tcPr>
+          <w:p>
+            <w:pPr>
+              <w:spacing w:before="0" w:after="60"/>
+              <w:keepNext/>
+              <w:jc w:val="center"/>
+            </w:pPr>
+            <w:r>
+              <w:rPr>
+                <w:rFonts w:ascii="Calibri" w:hAnsi="Calibri"/>
+                <w:sz w:val="20"/>
+              </w:rPr>
+              <w:t xml:space="default">22.0</w:t>
+            </w:r>
+          </w:p>
+        </w:tc>
+        <w:tc>
+          <w:tcPr>
+            <w:tcBorders>
+              <w:top w:val="single" w:space="0" w:color="D3D3D3"/>
+              <w:bottom w:val="single" w:space="0" w:color="D3D3D3"/>
+              <w:start w:val="single" w:space="0" w:color="D3D3D3"/>
+              <w:end w:val="single" w:space="0" w:color="D3D3D3"/>
+            </w:tcBorders>
+          </w:tcPr>
+          <w:p>
+            <w:pPr>
+              <w:spacing w:before="0" w:after="60"/>
+              <w:keepNext/>
+              <w:jc w:val="center"/>
+            </w:pPr>
+            <w:r>
+              <w:rPr>
+                <w:rFonts w:ascii="Calibri" w:hAnsi="Calibri"/>
+                <w:sz w:val="20"/>
+              </w:rPr>
+              <w:t xml:space="default">10.8</w:t>
+            </w:r>
+          </w:p>
+        </w:tc>
+        <w:tc>
+          <w:tcPr>
+            <w:tcBorders>
+              <w:top w:val="single" w:space="0" w:color="D3D3D3"/>
+              <w:bottom w:val="single" w:space="0" w:color="D3D3D3"/>
+              <w:start w:val="single" w:space="0" w:color="D3D3D3"/>
+              <w:end w:val="single" w:space="0" w:color="D3D3D3"/>
+            </w:tcBorders>
+          </w:tcPr>
+          <w:p>
+            <w:pPr>
+              <w:spacing w:before="0" w:after="60"/>
+              <w:keepNext/>
+              <w:jc w:val="center"/>
+            </w:pPr>
+            <w:r>
+              <w:rPr>
+                <w:rFonts w:ascii="Calibri" w:hAnsi="Calibri"/>
+                <w:sz w:val="20"/>
+              </w:rPr>
+              <w:t xml:space="default">0.919</w:t>
             </w:r>
           </w:p>
         </w:tc>
@@ -2748,127 +2748,127 @@
                 <w:rFonts w:ascii="Calibri" w:hAnsi="Calibri"/>
                 <w:sz w:val="20"/>
               </w:rPr>
-              <w:t xml:space="default">7</w:t>
-            </w:r>
-          </w:p>
-        </w:tc>
-        <w:tc>
-          <w:tcPr>
-            <w:tcBorders>
-              <w:top w:val="single" w:space="0" w:color="D3D3D3"/>
-              <w:bottom w:val="single" w:space="0" w:color="D3D3D3"/>
-              <w:start w:val="single" w:space="0" w:color="D3D3D3"/>
-              <w:end w:val="single" w:space="0" w:color="D3D3D3"/>
-            </w:tcBorders>
-          </w:tcPr>
-          <w:p>
-            <w:pPr>
-              <w:spacing w:before="0" w:after="60"/>
-              <w:keepNext/>
-              <w:jc w:val="center"/>
-            </w:pPr>
-            <w:r>
-              <w:rPr>
-                <w:rFonts w:ascii="Calibri" w:hAnsi="Calibri"/>
-                <w:sz w:val="20"/>
-              </w:rPr>
-              <w:t xml:space="default">18</w:t>
-            </w:r>
-          </w:p>
-        </w:tc>
-        <w:tc>
-          <w:tcPr>
-            <w:tcBorders>
-              <w:top w:val="single" w:space="0" w:color="D3D3D3"/>
-              <w:bottom w:val="single" w:space="0" w:color="D3D3D3"/>
-              <w:start w:val="single" w:space="0" w:color="D3D3D3"/>
-              <w:end w:val="single" w:space="0" w:color="D3D3D3"/>
-            </w:tcBorders>
-          </w:tcPr>
-          <w:p>
-            <w:pPr>
-              <w:spacing w:before="0" w:after="60"/>
-              <w:keepNext/>
-              <w:jc w:val="center"/>
-            </w:pPr>
-            <w:r>
-              <w:rPr>
-                <w:rFonts w:ascii="Calibri" w:hAnsi="Calibri"/>
-                <w:sz w:val="20"/>
-              </w:rPr>
-              <w:t xml:space="default">0.857</w:t>
-            </w:r>
-          </w:p>
-        </w:tc>
-        <w:tc>
-          <w:tcPr>
-            <w:tcBorders>
-              <w:top w:val="single" w:space="0" w:color="D3D3D3"/>
-              <w:bottom w:val="single" w:space="0" w:color="D3D3D3"/>
-              <w:start w:val="single" w:space="0" w:color="D3D3D3"/>
-              <w:end w:val="single" w:space="0" w:color="D3D3D3"/>
-            </w:tcBorders>
-          </w:tcPr>
-          <w:p>
-            <w:pPr>
-              <w:spacing w:before="0" w:after="60"/>
-              <w:keepNext/>
-              <w:jc w:val="center"/>
-            </w:pPr>
-            <w:r>
-              <w:rPr>
-                <w:rFonts w:ascii="Calibri" w:hAnsi="Calibri"/>
-                <w:sz w:val="20"/>
-              </w:rPr>
-              <w:t xml:space="default">35.7</w:t>
-            </w:r>
-          </w:p>
-        </w:tc>
-        <w:tc>
-          <w:tcPr>
-            <w:tcBorders>
-              <w:top w:val="single" w:space="0" w:color="D3D3D3"/>
-              <w:bottom w:val="single" w:space="0" w:color="D3D3D3"/>
-              <w:start w:val="single" w:space="0" w:color="D3D3D3"/>
-              <w:end w:val="single" w:space="0" w:color="D3D3D3"/>
-            </w:tcBorders>
-          </w:tcPr>
-          <w:p>
-            <w:pPr>
-              <w:spacing w:before="0" w:after="60"/>
-              <w:keepNext/>
-              <w:jc w:val="center"/>
-            </w:pPr>
-            <w:r>
-              <w:rPr>
-                <w:rFonts w:ascii="Calibri" w:hAnsi="Calibri"/>
-                <w:sz w:val="20"/>
-              </w:rPr>
-              <w:t xml:space="default">13.4</w:t>
-            </w:r>
-          </w:p>
-        </w:tc>
-        <w:tc>
-          <w:tcPr>
-            <w:tcBorders>
-              <w:top w:val="single" w:space="0" w:color="D3D3D3"/>
-              <w:bottom w:val="single" w:space="0" w:color="D3D3D3"/>
-              <w:start w:val="single" w:space="0" w:color="D3D3D3"/>
-              <w:end w:val="single" w:space="0" w:color="D3D3D3"/>
-            </w:tcBorders>
-          </w:tcPr>
-          <w:p>
-            <w:pPr>
-              <w:spacing w:before="0" w:after="60"/>
-              <w:keepNext/>
-              <w:jc w:val="center"/>
-            </w:pPr>
-            <w:r>
-              <w:rPr>
-                <w:rFonts w:ascii="Calibri" w:hAnsi="Calibri"/>
-                <w:sz w:val="20"/>
-              </w:rPr>
-              <w:t xml:space="default">0.886</w:t>
+              <w:t xml:space="default">9</w:t>
+            </w:r>
+          </w:p>
+        </w:tc>
+        <w:tc>
+          <w:tcPr>
+            <w:tcBorders>
+              <w:top w:val="single" w:space="0" w:color="D3D3D3"/>
+              <w:bottom w:val="single" w:space="0" w:color="D3D3D3"/>
+              <w:start w:val="single" w:space="0" w:color="D3D3D3"/>
+              <w:end w:val="single" w:space="0" w:color="D3D3D3"/>
+            </w:tcBorders>
+          </w:tcPr>
+          <w:p>
+            <w:pPr>
+              <w:spacing w:before="0" w:after="60"/>
+              <w:keepNext/>
+              <w:jc w:val="center"/>
+            </w:pPr>
+            <w:r>
+              <w:rPr>
+                <w:rFonts w:ascii="Calibri" w:hAnsi="Calibri"/>
+                <w:sz w:val="20"/>
+              </w:rPr>
+              <w:t xml:space="default">35</w:t>
+            </w:r>
+          </w:p>
+        </w:tc>
+        <w:tc>
+          <w:tcPr>
+            <w:tcBorders>
+              <w:top w:val="single" w:space="0" w:color="D3D3D3"/>
+              <w:bottom w:val="single" w:space="0" w:color="D3D3D3"/>
+              <w:start w:val="single" w:space="0" w:color="D3D3D3"/>
+              <w:end w:val="single" w:space="0" w:color="D3D3D3"/>
+            </w:tcBorders>
+          </w:tcPr>
+          <w:p>
+            <w:pPr>
+              <w:spacing w:before="0" w:after="60"/>
+              <w:keepNext/>
+              <w:jc w:val="center"/>
+            </w:pPr>
+            <w:r>
+              <w:rPr>
+                <w:rFonts w:ascii="Calibri" w:hAnsi="Calibri"/>
+                <w:sz w:val="20"/>
+              </w:rPr>
+              <w:t xml:space="default">0.972</w:t>
+            </w:r>
+          </w:p>
+        </w:tc>
+        <w:tc>
+          <w:tcPr>
+            <w:tcBorders>
+              <w:top w:val="single" w:space="0" w:color="D3D3D3"/>
+              <w:bottom w:val="single" w:space="0" w:color="D3D3D3"/>
+              <w:start w:val="single" w:space="0" w:color="D3D3D3"/>
+              <w:end w:val="single" w:space="0" w:color="D3D3D3"/>
+            </w:tcBorders>
+          </w:tcPr>
+          <w:p>
+            <w:pPr>
+              <w:spacing w:before="0" w:after="60"/>
+              <w:keepNext/>
+              <w:jc w:val="center"/>
+            </w:pPr>
+            <w:r>
+              <w:rPr>
+                <w:rFonts w:ascii="Calibri" w:hAnsi="Calibri"/>
+                <w:sz w:val="20"/>
+              </w:rPr>
+              <w:t xml:space="default">14.7</w:t>
+            </w:r>
+          </w:p>
+        </w:tc>
+        <w:tc>
+          <w:tcPr>
+            <w:tcBorders>
+              <w:top w:val="single" w:space="0" w:color="D3D3D3"/>
+              <w:bottom w:val="single" w:space="0" w:color="D3D3D3"/>
+              <w:start w:val="single" w:space="0" w:color="D3D3D3"/>
+              <w:end w:val="single" w:space="0" w:color="D3D3D3"/>
+            </w:tcBorders>
+          </w:tcPr>
+          <w:p>
+            <w:pPr>
+              <w:spacing w:before="0" w:after="60"/>
+              <w:keepNext/>
+              <w:jc w:val="center"/>
+            </w:pPr>
+            <w:r>
+              <w:rPr>
+                <w:rFonts w:ascii="Calibri" w:hAnsi="Calibri"/>
+                <w:sz w:val="20"/>
+              </w:rPr>
+              <w:t xml:space="default">7.1</w:t>
+            </w:r>
+          </w:p>
+        </w:tc>
+        <w:tc>
+          <w:tcPr>
+            <w:tcBorders>
+              <w:top w:val="single" w:space="0" w:color="D3D3D3"/>
+              <w:bottom w:val="single" w:space="0" w:color="D3D3D3"/>
+              <w:start w:val="single" w:space="0" w:color="D3D3D3"/>
+              <w:end w:val="single" w:space="0" w:color="D3D3D3"/>
+            </w:tcBorders>
+          </w:tcPr>
+          <w:p>
+            <w:pPr>
+              <w:spacing w:before="0" w:after="60"/>
+              <w:keepNext/>
+              <w:jc w:val="center"/>
+            </w:pPr>
+            <w:r>
+              <w:rPr>
+                <w:rFonts w:ascii="Calibri" w:hAnsi="Calibri"/>
+                <w:sz w:val="20"/>
+              </w:rPr>
+              <w:t xml:space="default">0.972</w:t>
             </w:r>
           </w:p>
         </w:tc>
@@ -2945,30 +2945,6 @@
                 <w:rFonts w:ascii="Calibri" w:hAnsi="Calibri"/>
                 <w:sz w:val="20"/>
               </w:rPr>
-              <w:t xml:space="default">6</w:t>
-            </w:r>
-          </w:p>
-        </w:tc>
-        <w:tc>
-          <w:tcPr>
-            <w:tcBorders>
-              <w:top w:val="single" w:space="0" w:color="D3D3D3"/>
-              <w:bottom w:val="single" w:space="0" w:color="D3D3D3"/>
-              <w:start w:val="single" w:space="0" w:color="D3D3D3"/>
-              <w:end w:val="single" w:space="0" w:color="D3D3D3"/>
-            </w:tcBorders>
-          </w:tcPr>
-          <w:p>
-            <w:pPr>
-              <w:spacing w:before="0" w:after="60"/>
-              <w:keepNext/>
-              <w:jc w:val="center"/>
-            </w:pPr>
-            <w:r>
-              <w:rPr>
-                <w:rFonts w:ascii="Calibri" w:hAnsi="Calibri"/>
-                <w:sz w:val="20"/>
-              </w:rPr>
               <w:t xml:space="default">8</w:t>
             </w:r>
           </w:p>
@@ -2993,79 +2969,103 @@
                 <w:rFonts w:ascii="Calibri" w:hAnsi="Calibri"/>
                 <w:sz w:val="20"/>
               </w:rPr>
-              <w:t xml:space="default">0.533</w:t>
-            </w:r>
-          </w:p>
-        </w:tc>
-        <w:tc>
-          <w:tcPr>
-            <w:tcBorders>
-              <w:top w:val="single" w:space="0" w:color="D3D3D3"/>
-              <w:bottom w:val="single" w:space="0" w:color="D3D3D3"/>
-              <w:start w:val="single" w:space="0" w:color="D3D3D3"/>
-              <w:end w:val="single" w:space="0" w:color="D3D3D3"/>
-            </w:tcBorders>
-          </w:tcPr>
-          <w:p>
-            <w:pPr>
-              <w:spacing w:before="0" w:after="60"/>
-              <w:keepNext/>
-              <w:jc w:val="center"/>
-            </w:pPr>
-            <w:r>
-              <w:rPr>
-                <w:rFonts w:ascii="Calibri" w:hAnsi="Calibri"/>
-                <w:sz w:val="20"/>
-              </w:rPr>
-              <w:t xml:space="default">19.7</w:t>
-            </w:r>
-          </w:p>
-        </w:tc>
-        <w:tc>
-          <w:tcPr>
-            <w:tcBorders>
-              <w:top w:val="single" w:space="0" w:color="D3D3D3"/>
-              <w:bottom w:val="single" w:space="0" w:color="D3D3D3"/>
-              <w:start w:val="single" w:space="0" w:color="D3D3D3"/>
-              <w:end w:val="single" w:space="0" w:color="D3D3D3"/>
-            </w:tcBorders>
-          </w:tcPr>
-          <w:p>
-            <w:pPr>
-              <w:spacing w:before="0" w:after="60"/>
-              <w:keepNext/>
-              <w:jc w:val="center"/>
-            </w:pPr>
-            <w:r>
-              <w:rPr>
-                <w:rFonts w:ascii="Calibri" w:hAnsi="Calibri"/>
-                <w:sz w:val="20"/>
-              </w:rPr>
-              <w:t xml:space="default">12.8</w:t>
-            </w:r>
-          </w:p>
-        </w:tc>
-        <w:tc>
-          <w:tcPr>
-            <w:tcBorders>
-              <w:top w:val="single" w:space="0" w:color="D3D3D3"/>
-              <w:bottom w:val="single" w:space="0" w:color="D3D3D3"/>
-              <w:start w:val="single" w:space="0" w:color="D3D3D3"/>
-              <w:end w:val="single" w:space="0" w:color="D3D3D3"/>
-            </w:tcBorders>
-          </w:tcPr>
-          <w:p>
-            <w:pPr>
-              <w:spacing w:before="0" w:after="60"/>
-              <w:keepNext/>
-              <w:jc w:val="center"/>
-            </w:pPr>
-            <w:r>
-              <w:rPr>
-                <w:rFonts w:ascii="Calibri" w:hAnsi="Calibri"/>
-                <w:sz w:val="20"/>
-              </w:rPr>
-              <w:t xml:space="default">0.556</w:t>
+              <w:t xml:space="default">25</w:t>
+            </w:r>
+          </w:p>
+        </w:tc>
+        <w:tc>
+          <w:tcPr>
+            <w:tcBorders>
+              <w:top w:val="single" w:space="0" w:color="D3D3D3"/>
+              <w:bottom w:val="single" w:space="0" w:color="D3D3D3"/>
+              <w:start w:val="single" w:space="0" w:color="D3D3D3"/>
+              <w:end w:val="single" w:space="0" w:color="D3D3D3"/>
+            </w:tcBorders>
+          </w:tcPr>
+          <w:p>
+            <w:pPr>
+              <w:spacing w:before="0" w:after="60"/>
+              <w:keepNext/>
+              <w:jc w:val="center"/>
+            </w:pPr>
+            <w:r>
+              <w:rPr>
+                <w:rFonts w:ascii="Calibri" w:hAnsi="Calibri"/>
+                <w:sz w:val="20"/>
+              </w:rPr>
+              <w:t xml:space="default">0.893</w:t>
+            </w:r>
+          </w:p>
+        </w:tc>
+        <w:tc>
+          <w:tcPr>
+            <w:tcBorders>
+              <w:top w:val="single" w:space="0" w:color="D3D3D3"/>
+              <w:bottom w:val="single" w:space="0" w:color="D3D3D3"/>
+              <w:start w:val="single" w:space="0" w:color="D3D3D3"/>
+              <w:end w:val="single" w:space="0" w:color="D3D3D3"/>
+            </w:tcBorders>
+          </w:tcPr>
+          <w:p>
+            <w:pPr>
+              <w:spacing w:before="0" w:after="60"/>
+              <w:keepNext/>
+              <w:jc w:val="center"/>
+            </w:pPr>
+            <w:r>
+              <w:rPr>
+                <w:rFonts w:ascii="Calibri" w:hAnsi="Calibri"/>
+                <w:sz w:val="20"/>
+              </w:rPr>
+              <w:t xml:space="default">20.9</w:t>
+            </w:r>
+          </w:p>
+        </w:tc>
+        <w:tc>
+          <w:tcPr>
+            <w:tcBorders>
+              <w:top w:val="single" w:space="0" w:color="D3D3D3"/>
+              <w:bottom w:val="single" w:space="0" w:color="D3D3D3"/>
+              <w:start w:val="single" w:space="0" w:color="D3D3D3"/>
+              <w:end w:val="single" w:space="0" w:color="D3D3D3"/>
+            </w:tcBorders>
+          </w:tcPr>
+          <w:p>
+            <w:pPr>
+              <w:spacing w:before="0" w:after="60"/>
+              <w:keepNext/>
+              <w:jc w:val="center"/>
+            </w:pPr>
+            <w:r>
+              <w:rPr>
+                <w:rFonts w:ascii="Calibri" w:hAnsi="Calibri"/>
+                <w:sz w:val="20"/>
+              </w:rPr>
+              <w:t xml:space="default">10.8</w:t>
+            </w:r>
+          </w:p>
+        </w:tc>
+        <w:tc>
+          <w:tcPr>
+            <w:tcBorders>
+              <w:top w:val="single" w:space="0" w:color="D3D3D3"/>
+              <w:bottom w:val="single" w:space="0" w:color="D3D3D3"/>
+              <w:start w:val="single" w:space="0" w:color="D3D3D3"/>
+              <w:end w:val="single" w:space="0" w:color="D3D3D3"/>
+            </w:tcBorders>
+          </w:tcPr>
+          <w:p>
+            <w:pPr>
+              <w:spacing w:before="0" w:after="60"/>
+              <w:keepNext/>
+              <w:jc w:val="center"/>
+            </w:pPr>
+            <w:r>
+              <w:rPr>
+                <w:rFonts w:ascii="Calibri" w:hAnsi="Calibri"/>
+                <w:sz w:val="20"/>
+              </w:rPr>
+              <w:t xml:space="default">0.884</w:t>
             </w:r>
           </w:p>
         </w:tc>
@@ -3142,127 +3142,127 @@
                 <w:rFonts w:ascii="Calibri" w:hAnsi="Calibri"/>
                 <w:sz w:val="20"/>
               </w:rPr>
-              <w:t xml:space="default">7</w:t>
-            </w:r>
-          </w:p>
-        </w:tc>
-        <w:tc>
-          <w:tcPr>
-            <w:tcBorders>
-              <w:top w:val="single" w:space="0" w:color="D3D3D3"/>
-              <w:bottom w:val="single" w:space="0" w:color="D3D3D3"/>
-              <w:start w:val="single" w:space="0" w:color="D3D3D3"/>
-              <w:end w:val="single" w:space="0" w:color="D3D3D3"/>
-            </w:tcBorders>
-          </w:tcPr>
-          <w:p>
-            <w:pPr>
-              <w:spacing w:before="0" w:after="60"/>
-              <w:keepNext/>
-              <w:jc w:val="center"/>
-            </w:pPr>
-            <w:r>
-              <w:rPr>
-                <w:rFonts w:ascii="Calibri" w:hAnsi="Calibri"/>
-                <w:sz w:val="20"/>
-              </w:rPr>
-              <w:t xml:space="default">18</w:t>
-            </w:r>
-          </w:p>
-        </w:tc>
-        <w:tc>
-          <w:tcPr>
-            <w:tcBorders>
-              <w:top w:val="single" w:space="0" w:color="D3D3D3"/>
-              <w:bottom w:val="single" w:space="0" w:color="D3D3D3"/>
-              <w:start w:val="single" w:space="0" w:color="D3D3D3"/>
-              <w:end w:val="single" w:space="0" w:color="D3D3D3"/>
-            </w:tcBorders>
-          </w:tcPr>
-          <w:p>
-            <w:pPr>
-              <w:spacing w:before="0" w:after="60"/>
-              <w:keepNext/>
-              <w:jc w:val="center"/>
-            </w:pPr>
-            <w:r>
-              <w:rPr>
-                <w:rFonts w:ascii="Calibri" w:hAnsi="Calibri"/>
-                <w:sz w:val="20"/>
-              </w:rPr>
-              <w:t xml:space="default">0.857</w:t>
-            </w:r>
-          </w:p>
-        </w:tc>
-        <w:tc>
-          <w:tcPr>
-            <w:tcBorders>
-              <w:top w:val="single" w:space="0" w:color="D3D3D3"/>
-              <w:bottom w:val="single" w:space="0" w:color="D3D3D3"/>
-              <w:start w:val="single" w:space="0" w:color="D3D3D3"/>
-              <w:end w:val="single" w:space="0" w:color="D3D3D3"/>
-            </w:tcBorders>
-          </w:tcPr>
-          <w:p>
-            <w:pPr>
-              <w:spacing w:before="0" w:after="60"/>
-              <w:keepNext/>
-              <w:jc w:val="center"/>
-            </w:pPr>
-            <w:r>
-              <w:rPr>
-                <w:rFonts w:ascii="Calibri" w:hAnsi="Calibri"/>
-                <w:sz w:val="20"/>
-              </w:rPr>
-              <w:t xml:space="default">38.8</w:t>
-            </w:r>
-          </w:p>
-        </w:tc>
-        <w:tc>
-          <w:tcPr>
-            <w:tcBorders>
-              <w:top w:val="single" w:space="0" w:color="D3D3D3"/>
-              <w:bottom w:val="single" w:space="0" w:color="D3D3D3"/>
-              <w:start w:val="single" w:space="0" w:color="D3D3D3"/>
-              <w:end w:val="single" w:space="0" w:color="D3D3D3"/>
-            </w:tcBorders>
-          </w:tcPr>
-          <w:p>
-            <w:pPr>
-              <w:spacing w:before="0" w:after="60"/>
-              <w:keepNext/>
-              <w:jc w:val="center"/>
-            </w:pPr>
-            <w:r>
-              <w:rPr>
-                <w:rFonts w:ascii="Calibri" w:hAnsi="Calibri"/>
-                <w:sz w:val="20"/>
-              </w:rPr>
-              <w:t xml:space="default">14.2</w:t>
-            </w:r>
-          </w:p>
-        </w:tc>
-        <w:tc>
-          <w:tcPr>
-            <w:tcBorders>
-              <w:top w:val="single" w:space="0" w:color="D3D3D3"/>
-              <w:bottom w:val="single" w:space="0" w:color="D3D3D3"/>
-              <w:start w:val="single" w:space="0" w:color="D3D3D3"/>
-              <w:end w:val="single" w:space="0" w:color="D3D3D3"/>
-            </w:tcBorders>
-          </w:tcPr>
-          <w:p>
-            <w:pPr>
-              <w:spacing w:before="0" w:after="60"/>
-              <w:keepNext/>
-              <w:jc w:val="center"/>
-            </w:pPr>
-            <w:r>
-              <w:rPr>
-                <w:rFonts w:ascii="Calibri" w:hAnsi="Calibri"/>
-                <w:sz w:val="20"/>
-              </w:rPr>
-              <w:t xml:space="default">0.886</w:t>
+              <w:t xml:space="default">9</w:t>
+            </w:r>
+          </w:p>
+        </w:tc>
+        <w:tc>
+          <w:tcPr>
+            <w:tcBorders>
+              <w:top w:val="single" w:space="0" w:color="D3D3D3"/>
+              <w:bottom w:val="single" w:space="0" w:color="D3D3D3"/>
+              <w:start w:val="single" w:space="0" w:color="D3D3D3"/>
+              <w:end w:val="single" w:space="0" w:color="D3D3D3"/>
+            </w:tcBorders>
+          </w:tcPr>
+          <w:p>
+            <w:pPr>
+              <w:spacing w:before="0" w:after="60"/>
+              <w:keepNext/>
+              <w:jc w:val="center"/>
+            </w:pPr>
+            <w:r>
+              <w:rPr>
+                <w:rFonts w:ascii="Calibri" w:hAnsi="Calibri"/>
+                <w:sz w:val="20"/>
+              </w:rPr>
+              <w:t xml:space="default">35</w:t>
+            </w:r>
+          </w:p>
+        </w:tc>
+        <w:tc>
+          <w:tcPr>
+            <w:tcBorders>
+              <w:top w:val="single" w:space="0" w:color="D3D3D3"/>
+              <w:bottom w:val="single" w:space="0" w:color="D3D3D3"/>
+              <w:start w:val="single" w:space="0" w:color="D3D3D3"/>
+              <w:end w:val="single" w:space="0" w:color="D3D3D3"/>
+            </w:tcBorders>
+          </w:tcPr>
+          <w:p>
+            <w:pPr>
+              <w:spacing w:before="0" w:after="60"/>
+              <w:keepNext/>
+              <w:jc w:val="center"/>
+            </w:pPr>
+            <w:r>
+              <w:rPr>
+                <w:rFonts w:ascii="Calibri" w:hAnsi="Calibri"/>
+                <w:sz w:val="20"/>
+              </w:rPr>
+              <w:t xml:space="default">0.972</w:t>
+            </w:r>
+          </w:p>
+        </w:tc>
+        <w:tc>
+          <w:tcPr>
+            <w:tcBorders>
+              <w:top w:val="single" w:space="0" w:color="D3D3D3"/>
+              <w:bottom w:val="single" w:space="0" w:color="D3D3D3"/>
+              <w:start w:val="single" w:space="0" w:color="D3D3D3"/>
+              <w:end w:val="single" w:space="0" w:color="D3D3D3"/>
+            </w:tcBorders>
+          </w:tcPr>
+          <w:p>
+            <w:pPr>
+              <w:spacing w:before="0" w:after="60"/>
+              <w:keepNext/>
+              <w:jc w:val="center"/>
+            </w:pPr>
+            <w:r>
+              <w:rPr>
+                <w:rFonts w:ascii="Calibri" w:hAnsi="Calibri"/>
+                <w:sz w:val="20"/>
+              </w:rPr>
+              <w:t xml:space="default">15.2</w:t>
+            </w:r>
+          </w:p>
+        </w:tc>
+        <w:tc>
+          <w:tcPr>
+            <w:tcBorders>
+              <w:top w:val="single" w:space="0" w:color="D3D3D3"/>
+              <w:bottom w:val="single" w:space="0" w:color="D3D3D3"/>
+              <w:start w:val="single" w:space="0" w:color="D3D3D3"/>
+              <w:end w:val="single" w:space="0" w:color="D3D3D3"/>
+            </w:tcBorders>
+          </w:tcPr>
+          <w:p>
+            <w:pPr>
+              <w:spacing w:before="0" w:after="60"/>
+              <w:keepNext/>
+              <w:jc w:val="center"/>
+            </w:pPr>
+            <w:r>
+              <w:rPr>
+                <w:rFonts w:ascii="Calibri" w:hAnsi="Calibri"/>
+                <w:sz w:val="20"/>
+              </w:rPr>
+              <w:t xml:space="default">6.9</w:t>
+            </w:r>
+          </w:p>
+        </w:tc>
+        <w:tc>
+          <w:tcPr>
+            <w:tcBorders>
+              <w:top w:val="single" w:space="0" w:color="D3D3D3"/>
+              <w:bottom w:val="single" w:space="0" w:color="D3D3D3"/>
+              <w:start w:val="single" w:space="0" w:color="D3D3D3"/>
+              <w:end w:val="single" w:space="0" w:color="D3D3D3"/>
+            </w:tcBorders>
+          </w:tcPr>
+          <w:p>
+            <w:pPr>
+              <w:spacing w:before="0" w:after="60"/>
+              <w:keepNext/>
+              <w:jc w:val="center"/>
+            </w:pPr>
+            <w:r>
+              <w:rPr>
+                <w:rFonts w:ascii="Calibri" w:hAnsi="Calibri"/>
+                <w:sz w:val="20"/>
+              </w:rPr>
+              <w:t xml:space="default">0.972</w:t>
             </w:r>
           </w:p>
         </w:tc>
@@ -3339,127 +3339,127 @@
                 <w:rFonts w:ascii="Calibri" w:hAnsi="Calibri"/>
                 <w:sz w:val="20"/>
               </w:rPr>
-              <w:t xml:space="default">6</w:t>
-            </w:r>
-          </w:p>
-        </w:tc>
-        <w:tc>
-          <w:tcPr>
-            <w:tcBorders>
-              <w:top w:val="single" w:space="0" w:color="D3D3D3"/>
-              <w:bottom w:val="single" w:space="0" w:color="D3D3D3"/>
-              <w:start w:val="single" w:space="0" w:color="D3D3D3"/>
-              <w:end w:val="single" w:space="0" w:color="D3D3D3"/>
-            </w:tcBorders>
-          </w:tcPr>
-          <w:p>
-            <w:pPr>
-              <w:spacing w:before="0" w:after="60"/>
-              <w:keepNext/>
-              <w:jc w:val="center"/>
-            </w:pPr>
-            <w:r>
-              <w:rPr>
-                <w:rFonts w:ascii="Calibri" w:hAnsi="Calibri"/>
-                <w:sz w:val="20"/>
-              </w:rPr>
-              <w:t xml:space="default">10</w:t>
-            </w:r>
-          </w:p>
-        </w:tc>
-        <w:tc>
-          <w:tcPr>
-            <w:tcBorders>
-              <w:top w:val="single" w:space="0" w:color="D3D3D3"/>
-              <w:bottom w:val="single" w:space="0" w:color="D3D3D3"/>
-              <w:start w:val="single" w:space="0" w:color="D3D3D3"/>
-              <w:end w:val="single" w:space="0" w:color="D3D3D3"/>
-            </w:tcBorders>
-          </w:tcPr>
-          <w:p>
-            <w:pPr>
-              <w:spacing w:before="0" w:after="60"/>
-              <w:keepNext/>
-              <w:jc w:val="center"/>
-            </w:pPr>
-            <w:r>
-              <w:rPr>
-                <w:rFonts w:ascii="Calibri" w:hAnsi="Calibri"/>
-                <w:sz w:val="20"/>
-              </w:rPr>
-              <w:t xml:space="default">0.667</w:t>
-            </w:r>
-          </w:p>
-        </w:tc>
-        <w:tc>
-          <w:tcPr>
-            <w:tcBorders>
-              <w:top w:val="single" w:space="0" w:color="D3D3D3"/>
-              <w:bottom w:val="single" w:space="0" w:color="D3D3D3"/>
-              <w:start w:val="single" w:space="0" w:color="D3D3D3"/>
-              <w:end w:val="single" w:space="0" w:color="D3D3D3"/>
-            </w:tcBorders>
-          </w:tcPr>
-          <w:p>
-            <w:pPr>
-              <w:spacing w:before="0" w:after="60"/>
-              <w:keepNext/>
-              <w:jc w:val="center"/>
-            </w:pPr>
-            <w:r>
-              <w:rPr>
-                <w:rFonts w:ascii="Calibri" w:hAnsi="Calibri"/>
-                <w:sz w:val="20"/>
-              </w:rPr>
-              <w:t xml:space="default">57.8</w:t>
-            </w:r>
-          </w:p>
-        </w:tc>
-        <w:tc>
-          <w:tcPr>
-            <w:tcBorders>
-              <w:top w:val="single" w:space="0" w:color="D3D3D3"/>
-              <w:bottom w:val="single" w:space="0" w:color="D3D3D3"/>
-              <w:start w:val="single" w:space="0" w:color="D3D3D3"/>
-              <w:end w:val="single" w:space="0" w:color="D3D3D3"/>
-            </w:tcBorders>
-          </w:tcPr>
-          <w:p>
-            <w:pPr>
-              <w:spacing w:before="0" w:after="60"/>
-              <w:keepNext/>
-              <w:jc w:val="center"/>
-            </w:pPr>
-            <w:r>
-              <w:rPr>
-                <w:rFonts w:ascii="Calibri" w:hAnsi="Calibri"/>
-                <w:sz w:val="20"/>
-              </w:rPr>
-              <w:t xml:space="default">25.8</w:t>
-            </w:r>
-          </w:p>
-        </w:tc>
-        <w:tc>
-          <w:tcPr>
-            <w:tcBorders>
-              <w:top w:val="single" w:space="0" w:color="D3D3D3"/>
-              <w:bottom w:val="single" w:space="0" w:color="D3D3D3"/>
-              <w:start w:val="single" w:space="0" w:color="D3D3D3"/>
-              <w:end w:val="single" w:space="0" w:color="D3D3D3"/>
-            </w:tcBorders>
-          </w:tcPr>
-          <w:p>
-            <w:pPr>
-              <w:spacing w:before="0" w:after="60"/>
-              <w:keepNext/>
-              <w:jc w:val="center"/>
-            </w:pPr>
-            <w:r>
-              <w:rPr>
-                <w:rFonts w:ascii="Calibri" w:hAnsi="Calibri"/>
-                <w:sz w:val="20"/>
-              </w:rPr>
-              <w:t xml:space="default">0.667</w:t>
+              <w:t xml:space="default">8</w:t>
+            </w:r>
+          </w:p>
+        </w:tc>
+        <w:tc>
+          <w:tcPr>
+            <w:tcBorders>
+              <w:top w:val="single" w:space="0" w:color="D3D3D3"/>
+              <w:bottom w:val="single" w:space="0" w:color="D3D3D3"/>
+              <w:start w:val="single" w:space="0" w:color="D3D3D3"/>
+              <w:end w:val="single" w:space="0" w:color="D3D3D3"/>
+            </w:tcBorders>
+          </w:tcPr>
+          <w:p>
+            <w:pPr>
+              <w:spacing w:before="0" w:after="60"/>
+              <w:keepNext/>
+              <w:jc w:val="center"/>
+            </w:pPr>
+            <w:r>
+              <w:rPr>
+                <w:rFonts w:ascii="Calibri" w:hAnsi="Calibri"/>
+                <w:sz w:val="20"/>
+              </w:rPr>
+              <w:t xml:space="default">26</w:t>
+            </w:r>
+          </w:p>
+        </w:tc>
+        <w:tc>
+          <w:tcPr>
+            <w:tcBorders>
+              <w:top w:val="single" w:space="0" w:color="D3D3D3"/>
+              <w:bottom w:val="single" w:space="0" w:color="D3D3D3"/>
+              <w:start w:val="single" w:space="0" w:color="D3D3D3"/>
+              <w:end w:val="single" w:space="0" w:color="D3D3D3"/>
+            </w:tcBorders>
+          </w:tcPr>
+          <w:p>
+            <w:pPr>
+              <w:spacing w:before="0" w:after="60"/>
+              <w:keepNext/>
+              <w:jc w:val="center"/>
+            </w:pPr>
+            <w:r>
+              <w:rPr>
+                <w:rFonts w:ascii="Calibri" w:hAnsi="Calibri"/>
+                <w:sz w:val="20"/>
+              </w:rPr>
+              <w:t xml:space="default">0.929</w:t>
+            </w:r>
+          </w:p>
+        </w:tc>
+        <w:tc>
+          <w:tcPr>
+            <w:tcBorders>
+              <w:top w:val="single" w:space="0" w:color="D3D3D3"/>
+              <w:bottom w:val="single" w:space="0" w:color="D3D3D3"/>
+              <w:start w:val="single" w:space="0" w:color="D3D3D3"/>
+              <w:end w:val="single" w:space="0" w:color="D3D3D3"/>
+            </w:tcBorders>
+          </w:tcPr>
+          <w:p>
+            <w:pPr>
+              <w:spacing w:before="0" w:after="60"/>
+              <w:keepNext/>
+              <w:jc w:val="center"/>
+            </w:pPr>
+            <w:r>
+              <w:rPr>
+                <w:rFonts w:ascii="Calibri" w:hAnsi="Calibri"/>
+                <w:sz w:val="20"/>
+              </w:rPr>
+              <w:t xml:space="default">20.9</w:t>
+            </w:r>
+          </w:p>
+        </w:tc>
+        <w:tc>
+          <w:tcPr>
+            <w:tcBorders>
+              <w:top w:val="single" w:space="0" w:color="D3D3D3"/>
+              <w:bottom w:val="single" w:space="0" w:color="D3D3D3"/>
+              <w:start w:val="single" w:space="0" w:color="D3D3D3"/>
+              <w:end w:val="single" w:space="0" w:color="D3D3D3"/>
+            </w:tcBorders>
+          </w:tcPr>
+          <w:p>
+            <w:pPr>
+              <w:spacing w:before="0" w:after="60"/>
+              <w:keepNext/>
+              <w:jc w:val="center"/>
+            </w:pPr>
+            <w:r>
+              <w:rPr>
+                <w:rFonts w:ascii="Calibri" w:hAnsi="Calibri"/>
+                <w:sz w:val="20"/>
+              </w:rPr>
+              <w:t xml:space="default">10.2</w:t>
+            </w:r>
+          </w:p>
+        </w:tc>
+        <w:tc>
+          <w:tcPr>
+            <w:tcBorders>
+              <w:top w:val="single" w:space="0" w:color="D3D3D3"/>
+              <w:bottom w:val="single" w:space="0" w:color="D3D3D3"/>
+              <w:start w:val="single" w:space="0" w:color="D3D3D3"/>
+              <w:end w:val="single" w:space="0" w:color="D3D3D3"/>
+            </w:tcBorders>
+          </w:tcPr>
+          <w:p>
+            <w:pPr>
+              <w:spacing w:before="0" w:after="60"/>
+              <w:keepNext/>
+              <w:jc w:val="center"/>
+            </w:pPr>
+            <w:r>
+              <w:rPr>
+                <w:rFonts w:ascii="Calibri" w:hAnsi="Calibri"/>
+                <w:sz w:val="20"/>
+              </w:rPr>
+              <w:t xml:space="default">0.919</w:t>
             </w:r>
           </w:p>
         </w:tc>
